--- a/projects/valuepickr-open-screen/docs/Dr Agarwals Eye Hospital (DAEHL).docx
+++ b/projects/valuepickr-open-screen/docs/Dr Agarwals Eye Hospital (DAEHL).docx
@@ -286,7 +286,7 @@
         <w:spacing w:after="120" w:before="280"/>
       </w:pPr>
       <w:r>
-        <w:t xml:space="preserve">Ishmohit-Lens Checks (value chain · earnings quality · growth trajectory · management)</w:t>
+        <w:t xml:space="preserve">Guidance &amp; Expectation Gap</w:t>
       </w:r>
     </w:p>
     <w:p>
@@ -301,7 +301,7 @@
           <w:sz w:val="18"/>
           <w:szCs w:val="18"/>
         </w:rPr>
-        <w:t xml:space="preserve">Extra checks drawn from @ishmohit1 / SOIC methodology (playbook/ishmohit-soic-style.md): where the company sits in its value chain and what the supply side is doing, whether a margin/PAT inflection is structural or a cyclical peak, the rate-of-change of growth vs. what the multiple demands, and management quality as a positive attribute.</w:t>
+        <w:t xml:space="preserve">Management guidance decoded into commitments, graded on the expectation → action → operational → commercial → financial ladder, then compared to what the current price appears to assume. Method: playbook/guidance-and-expectation-gap.md.</w:t>
       </w:r>
     </w:p>
     <w:p>
@@ -315,7 +315,7 @@
           <w:sz w:val="20"/>
           <w:szCs w:val="20"/>
         </w:rPr>
-        <w:t xml:space="preserve">Value chain &amp; supply side:</w:t>
+        <w:t xml:space="preserve">Market expectation vs. our path:</w:t>
       </w:r>
     </w:p>
     <w:tbl>
@@ -346,125 +346,287 @@
                 <w:b/>
                 <w:bCs/>
               </w:rPr>
-              <w:t xml:space="preserve">Theme</w:t>
-            </w:r>
-          </w:p>
-        </w:tc>
-        <w:tc>
-          <w:tcPr>
-            <w:tcW w:type="dxa" w:w="5800"/>
-          </w:tcPr>
-          <w:p>
-            <w:r>
-              <w:t xml:space="preserve">Single-speciality hospitals &amp; diagnostics (ROCE / pricing turn)</w:t>
-            </w:r>
-          </w:p>
-        </w:tc>
-      </w:tr>
-      <w:tr>
-        <w:tc>
-          <w:tcPr>
-            <w:tcW w:type="dxa" w:w="3200"/>
-            <w:shd w:fill="F2F2F2" w:val="clear"/>
-          </w:tcPr>
-          <w:p>
-            <w:r>
-              <w:rPr>
-                <w:b/>
-                <w:bCs/>
-              </w:rPr>
-              <w:t xml:space="preserve">This company's position</w:t>
-            </w:r>
-          </w:p>
-        </w:tc>
-        <w:tc>
-          <w:tcPr>
-            <w:tcW w:type="dxa" w:w="5800"/>
-          </w:tcPr>
-          <w:p>
-            <w:r>
-              <w:t xml:space="preserve">Regional (Tamil Nadu / South) eye-care hospital chain within the Dr Agarwal's group; being absorbed into the pan-India parent Dr Agarwal's Health Care Ltd</w:t>
-            </w:r>
-          </w:p>
-        </w:tc>
-      </w:tr>
-      <w:tr>
-        <w:tc>
-          <w:tcPr>
-            <w:tcW w:type="dxa" w:w="3200"/>
-            <w:shd w:fill="F2F2F2" w:val="clear"/>
-          </w:tcPr>
-          <w:p>
-            <w:r>
-              <w:rPr>
-                <w:b/>
-                <w:bCs/>
-              </w:rPr>
-              <w:t xml:space="preserve">Bottleneck node (pricing power)</w:t>
-            </w:r>
-          </w:p>
-        </w:tc>
-        <w:tc>
-          <w:tcPr>
-            <w:tcW w:type="dxa" w:w="5800"/>
-          </w:tcPr>
-          <w:p>
-            <w:r>
-              <w:t xml:space="preserve">Surgeon density / trained ophthalmologist capacity and brand trust in the catchment; premium (refractive, cataract IOL mix) pricing power</w:t>
-            </w:r>
-          </w:p>
-        </w:tc>
-      </w:tr>
-      <w:tr>
-        <w:tc>
-          <w:tcPr>
-            <w:tcW w:type="dxa" w:w="3200"/>
-            <w:shd w:fill="F2F2F2" w:val="clear"/>
-          </w:tcPr>
-          <w:p>
-            <w:r>
-              <w:rPr>
-                <w:b/>
-                <w:bCs/>
-              </w:rPr>
-              <w:t xml:space="preserve">Supply-side status</w:t>
-            </w:r>
-          </w:p>
-        </w:tc>
-        <w:tc>
-          <w:tcPr>
-            <w:tcW w:type="dxa" w:w="5800"/>
-          </w:tcPr>
-          <w:p>
-            <w:r>
-              <w:t xml:space="preserve">consolidating</w:t>
-            </w:r>
-          </w:p>
-        </w:tc>
-      </w:tr>
-      <w:tr>
-        <w:tc>
-          <w:tcPr>
-            <w:tcW w:type="dxa" w:w="3200"/>
-            <w:shd w:fill="F2F2F2" w:val="clear"/>
-          </w:tcPr>
-          <w:p>
-            <w:r>
-              <w:rPr>
-                <w:b/>
-                <w:bCs/>
-              </w:rPr>
-              <w:t xml:space="preserve">Adjacent-node peers</w:t>
-            </w:r>
-          </w:p>
-        </w:tc>
-        <w:tc>
-          <w:tcPr>
-            <w:tcW w:type="dxa" w:w="5800"/>
-          </w:tcPr>
-          <w:p>
-            <w:r>
-              <w:t xml:space="preserve">Dr Agarwal's Health Care Ltd (parent), ASG Eye Hospitals (unlisted), Centre for Sight (unlisted), Kovai Medical / KMC Speciality (multi-speciality South)</w:t>
+              <w:t xml:space="preserve">As of</w:t>
+            </w:r>
+          </w:p>
+        </w:tc>
+        <w:tc>
+          <w:tcPr>
+            <w:tcW w:type="dxa" w:w="5800"/>
+          </w:tcPr>
+          <w:p>
+            <w:r>
+              <w:t xml:space="preserve">2026-09-10</w:t>
+            </w:r>
+          </w:p>
+        </w:tc>
+      </w:tr>
+      <w:tr>
+        <w:tc>
+          <w:tcPr>
+            <w:tcW w:type="dxa" w:w="3200"/>
+            <w:shd w:fill="F2F2F2" w:val="clear"/>
+          </w:tcPr>
+          <w:p>
+            <w:r>
+              <w:rPr>
+                <w:b/>
+                <w:bCs/>
+              </w:rPr>
+              <w:t xml:space="preserve">Price / multiple</w:t>
+            </w:r>
+          </w:p>
+        </w:tc>
+        <w:tc>
+          <w:tcPr>
+            <w:tcW w:type="dxa" w:w="5800"/>
+          </w:tcPr>
+          <w:p>
+            <w:r>
+              <w:t xml:space="preserve">Rs 5242 · 33x P/E · 19x EV/EBITDA</w:t>
+            </w:r>
+          </w:p>
+        </w:tc>
+      </w:tr>
+      <w:tr>
+        <w:tc>
+          <w:tcPr>
+            <w:tcW w:type="dxa" w:w="3200"/>
+            <w:shd w:fill="F2F2F2" w:val="clear"/>
+          </w:tcPr>
+          <w:p>
+            <w:r>
+              <w:rPr>
+                <w:b/>
+                <w:bCs/>
+              </w:rPr>
+              <w:t xml:space="preserve">Right valuation lens</w:t>
+            </w:r>
+          </w:p>
+        </w:tc>
+        <w:tc>
+          <w:tcPr>
+            <w:tcW w:type="dxa" w:w="5800"/>
+          </w:tcPr>
+          <w:p>
+            <w:r>
+              <w:t xml:space="preserve">EV/EBITDA</w:t>
+            </w:r>
+          </w:p>
+        </w:tc>
+      </w:tr>
+      <w:tr>
+        <w:tc>
+          <w:tcPr>
+            <w:tcW w:type="dxa" w:w="3200"/>
+            <w:shd w:fill="F2F2F2" w:val="clear"/>
+          </w:tcPr>
+          <w:p>
+            <w:r>
+              <w:rPr>
+                <w:b/>
+                <w:bCs/>
+              </w:rPr>
+              <w:t xml:space="preserve">Price implies</w:t>
+            </w:r>
+          </w:p>
+        </w:tc>
+        <w:tc>
+          <w:tcPr>
+            <w:tcW w:type="dxa" w:w="5800"/>
+          </w:tcPr>
+          <w:p>
+            <w:r>
+              <w:t xml:space="preserve">equity value is mechanically pinned to parent DAHL via the fixed 2 DAEHL : 23 DAHL swap; standalone ~19x EV/EBITDA vs the parent's ~28x on ~14-16% same-store + centre-roll-out growth implies a mid-teens EPS CAGR, but the realised outcome is whatever DAHL does minus the ~8-11% arbitrage/dilution the thread keeps arriving at</w:t>
+            </w:r>
+          </w:p>
+        </w:tc>
+      </w:tr>
+      <w:tr>
+        <w:tc>
+          <w:tcPr>
+            <w:tcW w:type="dxa" w:w="3200"/>
+            <w:shd w:fill="F2F2F2" w:val="clear"/>
+          </w:tcPr>
+          <w:p>
+            <w:r>
+              <w:rPr>
+                <w:b/>
+                <w:bCs/>
+              </w:rPr>
+              <w:t xml:space="preserve">Our FY27</w:t>
+            </w:r>
+          </w:p>
+        </w:tc>
+        <w:tc>
+          <w:tcPr>
+            <w:tcW w:type="dxa" w:w="5800"/>
+          </w:tcPr>
+          <w:p>
+            <w:r>
+              <w:t xml:space="preserve">revenue ~Rs 550-600 Cr (+17-25%), OPM ~28-31%, PAT +18-25%</w:t>
+            </w:r>
+          </w:p>
+        </w:tc>
+      </w:tr>
+      <w:tr>
+        <w:tc>
+          <w:tcPr>
+            <w:tcW w:type="dxa" w:w="3200"/>
+            <w:shd w:fill="F2F2F2" w:val="clear"/>
+          </w:tcPr>
+          <w:p>
+            <w:r>
+              <w:rPr>
+                <w:b/>
+                <w:bCs/>
+              </w:rPr>
+              <w:t xml:space="preserve">Our FY28</w:t>
+            </w:r>
+          </w:p>
+        </w:tc>
+        <w:tc>
+          <w:tcPr>
+            <w:tcW w:type="dxa" w:w="5800"/>
+          </w:tcPr>
+          <w:p>
+            <w:r>
+              <w:t xml:space="preserve">revenue ~Rs 650-720 Cr; post-merger the position simply becomes DAHL at ~28x EV/EBITDA</w:t>
+            </w:r>
+          </w:p>
+        </w:tc>
+      </w:tr>
+      <w:tr>
+        <w:tc>
+          <w:tcPr>
+            <w:tcW w:type="dxa" w:w="3200"/>
+            <w:shd w:fill="F2F2F2" w:val="clear"/>
+          </w:tcPr>
+          <w:p>
+            <w:r>
+              <w:rPr>
+                <w:b/>
+                <w:bCs/>
+              </w:rPr>
+              <w:t xml:space="preserve">Gap direction</w:t>
+            </w:r>
+          </w:p>
+        </w:tc>
+        <w:tc>
+          <w:tcPr>
+            <w:tcW w:type="dxa" w:w="5800"/>
+          </w:tcPr>
+          <w:p>
+            <w:r>
+              <w:t xml:space="preserve">priced-in</w:t>
+            </w:r>
+          </w:p>
+        </w:tc>
+      </w:tr>
+      <w:tr>
+        <w:tc>
+          <w:tcPr>
+            <w:tcW w:type="dxa" w:w="3200"/>
+            <w:shd w:fill="F2F2F2" w:val="clear"/>
+          </w:tcPr>
+          <w:p>
+            <w:r>
+              <w:rPr>
+                <w:b/>
+                <w:bCs/>
+              </w:rPr>
+              <w:t xml:space="preserve">Gap type</w:t>
+            </w:r>
+          </w:p>
+        </w:tc>
+        <w:tc>
+          <w:tcPr>
+            <w:tcW w:type="dxa" w:w="5800"/>
+          </w:tcPr>
+          <w:p>
+            <w:r>
+              <w:t xml:space="preserve">duration</w:t>
+            </w:r>
+          </w:p>
+        </w:tc>
+      </w:tr>
+      <w:tr>
+        <w:tc>
+          <w:tcPr>
+            <w:tcW w:type="dxa" w:w="3200"/>
+            <w:shd w:fill="F2F2F2" w:val="clear"/>
+          </w:tcPr>
+          <w:p>
+            <w:r>
+              <w:rPr>
+                <w:b/>
+                <w:bCs/>
+              </w:rPr>
+              <w:t xml:space="preserve">Gap magnitude</w:t>
+            </w:r>
+          </w:p>
+        </w:tc>
+        <w:tc>
+          <w:tcPr>
+            <w:tcW w:type="dxa" w:w="5800"/>
+          </w:tcPr>
+          <w:p>
+            <w:r>
+              <w:t xml:space="preserve">not estimable</w:t>
+            </w:r>
+          </w:p>
+        </w:tc>
+      </w:tr>
+      <w:tr>
+        <w:tc>
+          <w:tcPr>
+            <w:tcW w:type="dxa" w:w="3200"/>
+            <w:shd w:fill="F2F2F2" w:val="clear"/>
+          </w:tcPr>
+          <w:p>
+            <w:r>
+              <w:rPr>
+                <w:b/>
+                <w:bCs/>
+              </w:rPr>
+              <w:t xml:space="preserve">Gap basis</w:t>
+            </w:r>
+          </w:p>
+        </w:tc>
+        <w:tc>
+          <w:tcPr>
+            <w:tcW w:type="dxa" w:w="5800"/>
+          </w:tcPr>
+          <w:p>
+            <w:r>
+              <w:t xml:space="preserve">after the announced 2:23 merger (pending SEBI then NCLT, likely to slip past FY27) DAEHL is a merger-arbitrage proxy on the parent. Standalone ROCE ~17% / ROE ~25% and ~19x EV/EBITDA are attractive vs the parent's ~28x, but that discount is what the swap is meant to close, not upside for DAEHL holders.</w:t>
+            </w:r>
+          </w:p>
+        </w:tc>
+      </w:tr>
+      <w:tr>
+        <w:tc>
+          <w:tcPr>
+            <w:tcW w:type="dxa" w:w="3200"/>
+            <w:shd w:fill="F2F2F2" w:val="clear"/>
+          </w:tcPr>
+          <w:p>
+            <w:r>
+              <w:rPr>
+                <w:b/>
+                <w:bCs/>
+              </w:rPr>
+              <w:t xml:space="preserve">Evidence quality</w:t>
+            </w:r>
+          </w:p>
+        </w:tc>
+        <w:tc>
+          <w:tcPr>
+            <w:tcW w:type="dxa" w:w="5800"/>
+          </w:tcPr>
+          <w:p>
+            <w:r>
+              <w:t xml:space="preserve">moderate</w:t>
             </w:r>
           </w:p>
         </w:tc>
@@ -476,11 +638,443 @@
       </w:pPr>
       <w:r>
         <w:rPr>
+          <w:i/>
+          <w:iCs/>
+          <w:color w:val="666666"/>
+          <w:sz w:val="16"/>
+          <w:szCs w:val="16"/>
+        </w:rPr>
+        <w:t xml:space="preserve">no broker consensus; implied path is a reverse-P/E estimate + screener.in forward figures + VP thread view</w:t>
+      </w:r>
+    </w:p>
+    <w:p>
+      <w:pPr>
+        <w:pStyle w:val="Heading1"/>
+        <w:spacing w:after="120" w:before="280"/>
+      </w:pPr>
+      <w:r>
+        <w:t xml:space="preserve">Ishmohit-Lens Checks (value chain · earnings quality · growth trajectory · management · quality metrics · track record · global-signal check)</w:t>
+      </w:r>
+    </w:p>
+    <w:p>
+      <w:pPr>
+        <w:spacing w:after="120"/>
+      </w:pPr>
+      <w:r>
+        <w:rPr>
+          <w:i/>
+          <w:iCs/>
           <w:color w:val="666666"/>
           <w:sz w:val="18"/>
           <w:szCs w:val="18"/>
         </w:rPr>
+        <w:t xml:space="preserve">Extra checks drawn from @ishmohit1 / SOIC methodology (playbook/ishmohit-soic-style.md): where the company sits in its value chain and what the supply side is doing, whether a margin/PAT inflection is structural or a cyclical peak, the rate-of-change of growth vs. what the multiple demands, and management quality as a positive attribute.</w:t>
+      </w:r>
+    </w:p>
+    <w:p>
+      <w:pPr>
+        <w:spacing w:after="120"/>
+      </w:pPr>
+      <w:r>
+        <w:rPr>
+          <w:b/>
+          <w:bCs/>
+          <w:sz w:val="20"/>
+          <w:szCs w:val="20"/>
+        </w:rPr>
+        <w:t xml:space="preserve">Value chain &amp; supply side:</w:t>
+      </w:r>
+    </w:p>
+    <w:tbl>
+      <w:tblPr>
+        <w:tblW w:type="dxa" w:w="9000"/>
+        <w:tblBorders>
+          <w:top w:val="single" w:color="auto" w:sz="4"/>
+          <w:left w:val="single" w:color="auto" w:sz="4"/>
+          <w:bottom w:val="single" w:color="auto" w:sz="4"/>
+          <w:right w:val="single" w:color="auto" w:sz="4"/>
+          <w:insideH w:val="single" w:color="auto" w:sz="4"/>
+          <w:insideV w:val="single" w:color="auto" w:sz="4"/>
+        </w:tblBorders>
+      </w:tblPr>
+      <w:tblGrid>
+        <w:gridCol w:w="3200"/>
+        <w:gridCol w:w="5800"/>
+      </w:tblGrid>
+      <w:tr>
+        <w:tc>
+          <w:tcPr>
+            <w:tcW w:type="dxa" w:w="3200"/>
+            <w:shd w:fill="F2F2F2" w:val="clear"/>
+          </w:tcPr>
+          <w:p>
+            <w:r>
+              <w:rPr>
+                <w:b/>
+                <w:bCs/>
+              </w:rPr>
+              <w:t xml:space="preserve">Theme</w:t>
+            </w:r>
+          </w:p>
+        </w:tc>
+        <w:tc>
+          <w:tcPr>
+            <w:tcW w:type="dxa" w:w="5800"/>
+          </w:tcPr>
+          <w:p>
+            <w:r>
+              <w:t xml:space="preserve">Single-speciality hospitals &amp; diagnostics (ROCE / pricing turn)</w:t>
+            </w:r>
+          </w:p>
+        </w:tc>
+      </w:tr>
+      <w:tr>
+        <w:tc>
+          <w:tcPr>
+            <w:tcW w:type="dxa" w:w="3200"/>
+            <w:shd w:fill="F2F2F2" w:val="clear"/>
+          </w:tcPr>
+          <w:p>
+            <w:r>
+              <w:rPr>
+                <w:b/>
+                <w:bCs/>
+              </w:rPr>
+              <w:t xml:space="preserve">This company's position</w:t>
+            </w:r>
+          </w:p>
+        </w:tc>
+        <w:tc>
+          <w:tcPr>
+            <w:tcW w:type="dxa" w:w="5800"/>
+          </w:tcPr>
+          <w:p>
+            <w:r>
+              <w:t xml:space="preserve">Regional (Tamil Nadu / South) eye-care hospital chain within the Dr Agarwal's group; being absorbed into the pan-India parent Dr Agarwal's Health Care Ltd</w:t>
+            </w:r>
+          </w:p>
+        </w:tc>
+      </w:tr>
+      <w:tr>
+        <w:tc>
+          <w:tcPr>
+            <w:tcW w:type="dxa" w:w="3200"/>
+            <w:shd w:fill="F2F2F2" w:val="clear"/>
+          </w:tcPr>
+          <w:p>
+            <w:r>
+              <w:rPr>
+                <w:b/>
+                <w:bCs/>
+              </w:rPr>
+              <w:t xml:space="preserve">Bottleneck node (pricing power)</w:t>
+            </w:r>
+          </w:p>
+        </w:tc>
+        <w:tc>
+          <w:tcPr>
+            <w:tcW w:type="dxa" w:w="5800"/>
+          </w:tcPr>
+          <w:p>
+            <w:r>
+              <w:t xml:space="preserve">Surgeon density / trained ophthalmologist capacity and brand trust in the catchment; premium (refractive, cataract IOL mix) pricing power</w:t>
+            </w:r>
+          </w:p>
+        </w:tc>
+      </w:tr>
+      <w:tr>
+        <w:tc>
+          <w:tcPr>
+            <w:tcW w:type="dxa" w:w="3200"/>
+            <w:shd w:fill="F2F2F2" w:val="clear"/>
+          </w:tcPr>
+          <w:p>
+            <w:r>
+              <w:rPr>
+                <w:b/>
+                <w:bCs/>
+              </w:rPr>
+              <w:t xml:space="preserve">Supply-side status</w:t>
+            </w:r>
+          </w:p>
+        </w:tc>
+        <w:tc>
+          <w:tcPr>
+            <w:tcW w:type="dxa" w:w="5800"/>
+          </w:tcPr>
+          <w:p>
+            <w:r>
+              <w:t xml:space="preserve">consolidating</w:t>
+            </w:r>
+          </w:p>
+        </w:tc>
+      </w:tr>
+      <w:tr>
+        <w:tc>
+          <w:tcPr>
+            <w:tcW w:type="dxa" w:w="3200"/>
+            <w:shd w:fill="F2F2F2" w:val="clear"/>
+          </w:tcPr>
+          <w:p>
+            <w:r>
+              <w:rPr>
+                <w:b/>
+                <w:bCs/>
+              </w:rPr>
+              <w:t xml:space="preserve">Adjacent-node peers</w:t>
+            </w:r>
+          </w:p>
+        </w:tc>
+        <w:tc>
+          <w:tcPr>
+            <w:tcW w:type="dxa" w:w="5800"/>
+          </w:tcPr>
+          <w:p>
+            <w:r>
+              <w:t xml:space="preserve">Dr Agarwal's Health Care Ltd (parent), ASG Eye Hospitals (unlisted), Centre for Sight (unlisted), Kovai Medical / KMC Speciality (multi-speciality South)</w:t>
+            </w:r>
+          </w:p>
+        </w:tc>
+      </w:tr>
+    </w:tbl>
+    <w:p>
+      <w:pPr>
+        <w:spacing w:after="120"/>
+      </w:pPr>
+      <w:r>
+        <w:rPr>
+          <w:color w:val="666666"/>
+          <w:sz w:val="18"/>
+          <w:szCs w:val="18"/>
+        </w:rPr>
         <w:t xml:space="preserve">Eye-care single-speciality has attractive unit economics (high ROCE, short payback per centre, day-care surgical model). DAEHL captures the segment cleanly but its equity value is now mechanically pinned to the parent via the swap ratio; the standalone quality is the reason the merger terms are contested, not a reason to own DAEHL over DAHL.</w:t>
+      </w:r>
+    </w:p>
+    <w:p>
+      <w:pPr>
+        <w:spacing w:after="120"/>
+      </w:pPr>
+      <w:r>
+        <w:rPr>
+          <w:b/>
+          <w:bCs/>
+          <w:sz w:val="20"/>
+          <w:szCs w:val="20"/>
+        </w:rPr>
+        <w:t xml:space="preserve">Quality metrics (ROCE · debt · FCF · margin · capex):</w:t>
+      </w:r>
+    </w:p>
+    <w:tbl>
+      <w:tblPr>
+        <w:tblW w:type="dxa" w:w="9000"/>
+        <w:tblBorders>
+          <w:top w:val="single" w:color="auto" w:sz="4"/>
+          <w:left w:val="single" w:color="auto" w:sz="4"/>
+          <w:bottom w:val="single" w:color="auto" w:sz="4"/>
+          <w:right w:val="single" w:color="auto" w:sz="4"/>
+          <w:insideH w:val="single" w:color="auto" w:sz="4"/>
+          <w:insideV w:val="single" w:color="auto" w:sz="4"/>
+        </w:tblBorders>
+      </w:tblPr>
+      <w:tblGrid>
+        <w:gridCol w:w="3200"/>
+        <w:gridCol w:w="5800"/>
+      </w:tblGrid>
+      <w:tr>
+        <w:tc>
+          <w:tcPr>
+            <w:tcW w:type="dxa" w:w="3200"/>
+            <w:shd w:fill="F2F2F2" w:val="clear"/>
+          </w:tcPr>
+          <w:p>
+            <w:r>
+              <w:rPr>
+                <w:b/>
+                <w:bCs/>
+              </w:rPr>
+              <w:t xml:space="preserve">Assessment</w:t>
+            </w:r>
+          </w:p>
+        </w:tc>
+        <w:tc>
+          <w:tcPr>
+            <w:tcW w:type="dxa" w:w="5800"/>
+          </w:tcPr>
+          <w:p>
+            <w:r>
+              <w:t xml:space="preserve">positive</w:t>
+            </w:r>
+          </w:p>
+        </w:tc>
+      </w:tr>
+      <w:tr>
+        <w:tc>
+          <w:tcPr>
+            <w:tcW w:type="dxa" w:w="3200"/>
+            <w:shd w:fill="F2F2F2" w:val="clear"/>
+          </w:tcPr>
+          <w:p>
+            <w:r>
+              <w:rPr>
+                <w:b/>
+                <w:bCs/>
+              </w:rPr>
+              <w:t xml:space="preserve">ROCE</w:t>
+            </w:r>
+          </w:p>
+        </w:tc>
+        <w:tc>
+          <w:tcPr>
+            <w:tcW w:type="dxa" w:w="5800"/>
+          </w:tcPr>
+          <w:p>
+            <w:r>
+              <w:t xml:space="preserve">17% (stable)</w:t>
+            </w:r>
+          </w:p>
+        </w:tc>
+      </w:tr>
+      <w:tr>
+        <w:tc>
+          <w:tcPr>
+            <w:tcW w:type="dxa" w:w="3200"/>
+            <w:shd w:fill="F2F2F2" w:val="clear"/>
+          </w:tcPr>
+          <w:p>
+            <w:r>
+              <w:rPr>
+                <w:b/>
+                <w:bCs/>
+              </w:rPr>
+              <w:t xml:space="preserve">Leverage</w:t>
+            </w:r>
+          </w:p>
+        </w:tc>
+        <w:tc>
+          <w:tcPr>
+            <w:tcW w:type="dxa" w:w="5800"/>
+          </w:tcPr>
+          <w:p>
+            <w:r>
+              <w:t xml:space="preserve">Net debt/EBITDA 2x</w:t>
+            </w:r>
+          </w:p>
+        </w:tc>
+      </w:tr>
+      <w:tr>
+        <w:tc>
+          <w:tcPr>
+            <w:tcW w:type="dxa" w:w="3200"/>
+            <w:shd w:fill="F2F2F2" w:val="clear"/>
+          </w:tcPr>
+          <w:p>
+            <w:r>
+              <w:rPr>
+                <w:b/>
+                <w:bCs/>
+              </w:rPr>
+              <w:t xml:space="preserve">FCF conversion</w:t>
+            </w:r>
+          </w:p>
+        </w:tc>
+        <w:tc>
+          <w:tcPr>
+            <w:tcW w:type="dxa" w:w="5800"/>
+          </w:tcPr>
+          <w:p>
+            <w:r>
+              <w:t xml:space="preserve">40%</w:t>
+            </w:r>
+          </w:p>
+        </w:tc>
+      </w:tr>
+      <w:tr>
+        <w:tc>
+          <w:tcPr>
+            <w:tcW w:type="dxa" w:w="3200"/>
+            <w:shd w:fill="F2F2F2" w:val="clear"/>
+          </w:tcPr>
+          <w:p>
+            <w:r>
+              <w:rPr>
+                <w:b/>
+                <w:bCs/>
+              </w:rPr>
+              <w:t xml:space="preserve">Margin trend</w:t>
+            </w:r>
+          </w:p>
+        </w:tc>
+        <w:tc>
+          <w:tcPr>
+            <w:tcW w:type="dxa" w:w="5800"/>
+          </w:tcPr>
+          <w:p>
+            <w:r>
+              <w:t xml:space="preserve">stable</w:t>
+            </w:r>
+          </w:p>
+        </w:tc>
+      </w:tr>
+      <w:tr>
+        <w:tc>
+          <w:tcPr>
+            <w:tcW w:type="dxa" w:w="3200"/>
+            <w:shd w:fill="F2F2F2" w:val="clear"/>
+          </w:tcPr>
+          <w:p>
+            <w:r>
+              <w:rPr>
+                <w:b/>
+                <w:bCs/>
+              </w:rPr>
+              <w:t xml:space="preserve">Capex efficiency</w:t>
+            </w:r>
+          </w:p>
+        </w:tc>
+        <w:tc>
+          <w:tcPr>
+            <w:tcW w:type="dxa" w:w="5800"/>
+          </w:tcPr>
+          <w:p>
+            <w:r>
+              <w:t xml:space="preserve">productive</w:t>
+            </w:r>
+          </w:p>
+        </w:tc>
+      </w:tr>
+    </w:tbl>
+    <w:p>
+      <w:pPr>
+        <w:spacing w:after="60" w:before="120"/>
+      </w:pPr>
+      <w:r>
+        <w:rPr>
+          <w:b/>
+          <w:bCs/>
+          <w:sz w:val="20"/>
+          <w:szCs w:val="20"/>
+        </w:rPr>
+        <w:t xml:space="preserve">Track record (Coffee Can persistence check): </w:t>
+      </w:r>
+      <w:r>
+        <w:rPr>
+          <w:sz w:val="20"/>
+          <w:szCs w:val="20"/>
+        </w:rPr>
+        <w:t xml:space="preserve">cleared revenue growth ≥10% AND ROCE ≥15% in 6 of the last 8 years (consistency_score 75)</w:t>
+      </w:r>
+    </w:p>
+    <w:p>
+      <w:pPr>
+        <w:spacing w:after="120"/>
+      </w:pPr>
+      <w:r>
+        <w:rPr>
+          <w:color w:val="666666"/>
+          <w:sz w:val="18"/>
+          <w:szCs w:val="18"/>
+        </w:rPr>
+        <w:t xml:space="preserve">FY19-FY26 screener. Both revenue growth &gt;=10% AND ROCE &gt;=15% in the same FY: FY19, FY22, FY23, FY24, FY25, FY26 (ROCE 17-34%, growth 11-44%). Missed only FY20 (rev +4%) and FY21 (COVID, rev -20%). ROCE has settled at a steady 17-20% since FY22 as the centre network scaled.</w:t>
       </w:r>
     </w:p>
     <w:p>
@@ -732,6 +1326,34 @@
           <w:szCs w:val="24"/>
         </w:rPr>
         <w:t xml:space="preserve">neither</w:t>
+      </w:r>
+    </w:p>
+    <w:p>
+      <w:pPr>
+        <w:spacing w:after="120"/>
+      </w:pPr>
+      <w:r>
+        <w:rPr>
+          <w:color w:val="666666"/>
+          <w:sz w:val="20"/>
+          <w:szCs w:val="20"/>
+        </w:rPr>
+        <w:t xml:space="preserve">4-box gate — tailwind: yes · TAM: no · moat: yes · valuation: weak  (score 2.5 / 4)</w:t>
+      </w:r>
+    </w:p>
+    <w:p>
+      <w:pPr>
+        <w:spacing w:after="120"/>
+      </w:pPr>
+      <w:r>
+        <w:rPr>
+          <w:i/>
+          <w:iCs/>
+          <w:color w:val="666666"/>
+          <w:sz w:val="20"/>
+          <w:szCs w:val="20"/>
+        </w:rPr>
+        <w:t xml:space="preserve">value_chain: surgeon density+brand trust give premium pricing power (moat=yes); equity mechanically pinned to parent's swap ratio caps tam.</w:t>
       </w:r>
     </w:p>
     <w:p>
